--- a/edge_app/ATESTADO_MEDICO_TEMPLATE.docx
+++ b/edge_app/ATESTADO_MEDICO_TEMPLATE.docx
@@ -654,7 +654,35 @@
               <w:rPr>
                 <w:b/>
               </w:rPr>
-              <w:t>Data/Assinatura Do Profissional:</w:t>
+              <w:t>Data/</w:t>
+            </w:r>
+            <w:proofErr w:type="spellStart"/>
+            <w:r>
+              <w:rPr>
+                <w:b/>
+              </w:rPr>
+              <w:t>Assinatura</w:t>
+            </w:r>
+            <w:proofErr w:type="spellEnd"/>
+            <w:r>
+              <w:rPr>
+                <w:b/>
+              </w:rPr>
+              <w:t xml:space="preserve"> Do </w:t>
+            </w:r>
+            <w:proofErr w:type="spellStart"/>
+            <w:r>
+              <w:rPr>
+                <w:b/>
+              </w:rPr>
+              <w:t>Profissional</w:t>
+            </w:r>
+            <w:proofErr w:type="spellEnd"/>
+            <w:r>
+              <w:rPr>
+                <w:b/>
+              </w:rPr>
+              <w:t>:</w:t>
             </w:r>
           </w:p>
           <w:p>
@@ -672,7 +700,7 @@
           <w:p>
             <w:pPr>
               <w:spacing w:before="20" w:after="0" w:line="240" w:lineRule="auto"/>
-              <w:jc w:val="both"/>
+              <w:jc w:val="center"/>
             </w:pPr>
             <w:r>
               <w:rPr>
@@ -684,7 +712,7 @@
           <w:p>
             <w:pPr>
               <w:spacing w:after="0" w:line="240" w:lineRule="auto"/>
-              <w:jc w:val="both"/>
+              <w:jc w:val="center"/>
             </w:pPr>
             <w:r>
               <w:rPr>
